--- a/docs/archive/initial-plan/PixelSearch_Mobile_Implementation_Handbook.docx
+++ b/docs/archive/initial-plan/PixelSearch_Mobile_Implementation_Handbook.docx
@@ -74,7 +74,7 @@
         <w:t xml:space="preserve"> </w:t>
       </w:r>
       <w:r>
-        <w:t xml:space="preserve">Mohit, Rudra Dalvi, Sameed Mulla, Adarsh Yadav (4 members)</w:t>
+        <w:t xml:space="preserve">four-member student team (names withheld pending consent)</w:t>
       </w:r>
       <w:r>
         <w:t xml:space="preserve"> </w:t>
